--- a/ind/docx/04.content.docx
+++ b/ind/docx/04.content.docx
@@ -11,6 +11,15 @@
         <w:pStyle w:val="Heading2"/>
       </w:pPr>
       <w:r>
+        <w:t>Resource: Catatan Studi (Tyndale)</w:t>
+      </w:r>
+      <w:r/>
+    </w:p>
+    <w:p>
+      <w:pPr>
+        <w:pStyle w:val="Heading2"/>
+      </w:pPr>
+      <w:r>
         <w:t>License Information</w:t>
       </w:r>
       <w:r/>
@@ -21,7 +30,7 @@
         <w:rPr>
           <w:b/>
         </w:rPr>
-        <w:t>Study Notes (Tyndale)</w:t>
+        <w:t>Catatan Studi (Tyndale)</w:t>
       </w:r>
       <w:r>
         <w:t xml:space="preserve"> (Indonesian) is based on</w:t>
@@ -74,7 +83,7 @@
         <w:pStyle w:val="Heading1"/>
       </w:pPr>
       <w:r>
-        <w:t>Study Notes (Tyndale)</w:t>
+        <w:t>Catatan Studi (Tyndale)</w:t>
       </w:r>
     </w:p>
     <w:p>
@@ -83,6 +92,51 @@
           <w:headerReference w:type="even" r:id="rId8"/>
           <w:headerReference w:type="default" r:id="rId9"/>
           <w:footerReference w:type="default" r:id="rId10"/>
+          <w:footnotePr>
+            <w:numRestart w:val="eachSect"/>
+          </w:footnotePr>
+          <w:type w:val="continuous"/>
+          <w:pgSz w:w="12240" w:h="15840" w:code="1"/>
+          <w:pgMar w:top="1440" w:right="1440" w:bottom="1440" w:left="1440" w:header="504" w:footer="504" w:gutter="0"/>
+          <w:cols w:space="708"/>
+          <w:titlePg/>
+          <w:docGrid w:linePitch="360"/>
+        </w:sectPr>
+      </w:pPr>
+    </w:p>
+    <w:p>
+      <w:r/>
+    </w:p>
+    <w:p>
+      <w:pPr>
+        <w:pStyle w:val="Heading2"/>
+      </w:pPr>
+      <w:r>
+        <w:t>NUM</w:t>
+      </w:r>
+      <w:r/>
+    </w:p>
+    <w:p>
+      <w:r/>
+      <w:r>
+        <w:rPr>
+          <w:i/>
+        </w:rPr>
+        <w:t>Bilangan 1:1, Bilangan 1:1–16, Bilangan 1:1–10.10, Bilangan 1:2–16, Bilangan 1:16, Numbers 1:17–46, Bilangan 1:20–43, Bilangan 1:47–54, Bilangan 1:50, Numbers 1:50–53, Bilangan 2:1–34, Bilangan 2:2, Bilangan 2:3–9, Bilangan 2:10–16, Numbers 2:18–24, Bilangan 2:25–31, Bilangan 2:34, Bilangan 3:1–4, Bilangan 3:1–4.49, Bilangan 3:4, Bilangan 3:5–13, Bilangan 3:10, Bilangan 3:11–13, Bilangan 3:14–39, Bilangan 3:27–32, Bilangan 3:28, Bilangan 3:32, Bilangan 3:38, Bilangan 3:39, Bilangan 3:40–51, Bilangan 4:1, Numbers 4:1–49, Bilangan 4:3, Bilangan 4:4–20, Bilangan 4:15, Bilangan 4:21–28, Bilangan 4:29–33, Bilangan 4:34–49, Bilangan 5:1–4, Bilangan 5:1–31, Bilangan 5:1–10.10, Bilangan 5:2, Bilangan 5:5–10, Bilangan 5:6, Bilangan 5:7, Bilangan 5:8, Bilangan 5:9–10, Numbers 5:11–31, Bilangan 5:14–15, Bilangan 5:17, Bilangan 5:21, Numbers 5:23–24, Bilangan 5:29–31, Bilangan 6:1–21, Bilangan 6:2, Bilangan 6:3–4, Bilangan 6:5, Bilangan 6:6–8, Bilangan 6:9–21, Bilangan 6:22–27, Numbers 6:24, Bilangan 6:24–26, Bilangan 6:25, Bilangan 6:26, Bilangan 6:27, Bilangan 7:1, Bilangan 7:1–89, Bilangan 7:2–9, Bilangan 7:9, Bilangan 7:10–11, Bilangan 7:12–83, Bilangan 7:84–88, Bilangan 7:89, Bilangan 8:1–4, Bilangan 8:5–22, Bilangan 8:7, Bilangan 8:10–11, Bilangan 8:11, Bilangan 8:12–22, Bilangan 8:19, Bilangan 8:23–26, Bilangan 9:1–14, Bilangan 9:2–3, Bilangan 9:4–7, Bilangan 9:8, Bilangan 9:9–14, Bilangan 9:12, Bilangan 9:13, Bilangan 9:14, Bilangan 9:15–23, Bilangan 9:19–23, Bilangan 10:1–10, Bilangan 10:2–4, Bilangan 10:5–8, Bilangan 10:8, Bilangan 10:9–10, Bilangan 10:11–36, Bilangan 10:12, Bilangan 10:13–28, Bilangan 10:29–32, Bilangan 10:33, Bilangan 10:35, Bilangan 10:36, Bilangan 11:1, Bilangan 11:1–35, Bilangan 11:2–3, Bilangan 11:4–6, Bilangan 11:4–15, Bilangan 11:6, Bilangan 11:7–9, Bilangan 11:10–15, Bilangan 11:16–30, Bilangan 11:25, Bilangan 11:28–29, Bilangan 11:31–35, Bilangan 11:34–35, Bilangan 12:1, Bilangan 12:1–2, Bilangan 12:1–16, Bilangan 12:2, Numbers 12:3, Bilangan 12:4–8, Bilangan 12:6–8, Bilangan 12:9–16, Bilangan 12:14, Bilangan 12:16, Bilangan 13:1–16, Bilangan 13:1–14.45, Bilangan 13:17–20, Bilangan 13:20, Bilangan 13:21, Bilangan 13:21–24, Bilangan 13:22, Bilangan 13:25–29, Bilangan 13:26, Bilangan 13:27, Bilangan 13:29, Angka 13:30, Numbers 13:33, Bilangan 14:1–45, Bilangan 14:3–4, Bilangan 14:5, Bilangan 14:6, Bilangan 14:7–9, Bilangan 14:10, Bilangan 14:11, Bilangan 14:12, Bilangan 14:13–25, Bilangan 14:17–18, Bilangan 14:19, Bilangan 14:20–25, Bilangan 14:22, Bilangan 14:23–25, Numbers 14:28, Bilangan 14:34, Bilangan 14:39–45, Bilangan 14:43, Numbers 14:44, Numbers 14:45, Bilangan 15:1–3, Bilangan 15:1–41, Bilangan 15:3, Bilangan 15:12–16, Bilangan 15:17–21, Bilangan 15:22–29, Bilangan 15:30–31, Bilangan 15:32–36, Bilangan 15:34, Bilangan 15:37–41, Bilangan 16:1–17.13, Bilangan 16:3, Bilangan 16:4–7, Bilangan 16:6, Bilangan 16:10, Bilangan 16:13, Bilangan 16:14, Bilangan 16:15, Bilangan 16:16–17, Bilangan 16:18–22, Bilangan 16:19, Bilangan 16:21–26, Bilangan 16:26, Bilangan 16:28–30, Bilangan 16:31–33, Bilangan 16:34–35, Bilangan 16:37, Bilangan 16:38–40, Bilangan 16:41, Bilangan 16:42–48, Bilangan 16:46–50, Bilangan 17:1–5, Bilangan 17:1–13, Bilangan 17:4, Bilangan 17:8, Bilangan 17:9–11, Bilangan 17:12–13, Numbers 18:1–4, Bilangan 18:1–32, Bilangan 18:3–4, Bilangan 18:5, Bilangan 18:5–7, Bilangan 18:6–7, Bilangan 18:7, Bilangan 18:8–14, Bilangan 18:9–11, Bilangan 18:14, Bilangan 18:15–16, Bilangan 18:19, Bilangan 18:20–21, Bilangan 18:23–24, Bilangan 18:25–32, Bilangan 18:31, Bilangan 18:32, Bilangan 19:1–10, Bilangan 19:1–22, Bilangan 19:3–5, Bilangan 19:6, Bilangan 19:7–10, Bilangan 19:9, Bilangan 19:11–19, Numbers 19:13, Bilangan 19:14–16, Bilangan 19:17–22, Bilangan 20:1, Bilangan 20:2, Bilangan 20:2–13, Bilangan 20:3, Bilangan 20:6, Bilangan 20:7–9, Bilangan 20:8–9, Bilangan 20:10–12, Bilangan 20:13, Bilangan 20:14–21, Bilangan 20:14–21.35, Bilangan 20:17, Bilangan 20:18–21, Bilangan 20:22–23, Bilangan 20:24–26, Bilangan 20:27–29, Bilangan 21:1, Bilangan 21:1–22.1, Bilangan 21:2–3, Bilangan 21:4–9, Bilangan 21:6, Bilangan 21:7–9, Bilangan 21:10, Bilangan 21:11–12, Numbers 21:13, Bilangan 21:14–15, Bilangan 21:16–18, Bilangan 21:18–20, Bilangan 21:21–22, Bilangan 21:21–24, Bilangan 21:21–35, Bilangan 21:25, Bilangan 21:26, Bilangan 21:27–30, Bilangan 21:28, Bilangan 21:29, Numbers 21:30, Bilangan 21:33–35, Numbers 21:35, Bilangan 22:1, Bilangan 22:2–3, Bilangan 22:2–24.25, Bilangan 22:4, Bilangan 22:5–6, Bilangan 22:7, Numbers 22:8, Bilangan 22:9–18, Numbers 22:18, Bilangan 22:19–20, Bilangan 22:21–41, Numbers 22:22, Bilangan 22:28–31, Numbers 22:34, Numbers 22:35, Numbers 22:36, Numbers 22:37, Numbers 22:38, Bilangan 22:39–41, Numbers 22:41, Bilangan 23:1, Bilangan 23:1–30, Bilangan 23:7–8, Bilangan 23:7–10, Bilangan 23:13–26, Bilangan 23:18–24, Bilangan 23:19, Bilangan 23:20–21, Bilangan 23:23–24, Bilangan 23:27–24.14, Bilangan 24:1–2, Bilangan 24:3–9, Bilangan 24:5–6, Bilangan 24:6–7, Bilangan 24:7–9, Numbers 24:10, Bilangan 24:14, Bilangan 24:15–25, Bilangan 24:17, Bilangan 24:21–22, Numbers 24:23, Bilangan 24:23–24, Numbers 24:24, Bilangan 24:25, Bilangan 25:1, Bilangan 25:1–18, Bilangan 25:2, Bilangan 25:3, Bilangan 25:4, Bilangan 25:6, Bilangan 25:7–9, Bilangan 25:10–13, Bilangan 25:13, Bilangan 25:16–18, Bilangan 26:1–4, Bilangan 26:1–65, Bilangan 26:8–11, Numbers 26:33, Numbers 26:51, Bilangan 26:52–56, Bilangan 26:57–61, Numbers 26:62, Bilangan 26:63–65, Bilangan 27:1–11, Bilangan 27:2, Bilangan 27:3–4, Bilangan 27:5–11, Bilangan 27:12, Bilangan 27:12–23, Bilangan 27:15–17, Bilangan 27:18–19, Bilangan 27:20–21, Bilangan 28:1–2, Bilangan 28:1–29.40, Bilangan 28:2, Bilangan 28:3–8, Bilangan 28:9–10, Bilangan 28:11–15, Bilangan 28:16–25, Bilangan 28:26–31, Bilangan 29:1–6, Bilangan 29:7, Bilangan 29:7–11, Bilangan 29:12–38, Bilangan 29:39, Bilangan 30:1–2, Bilangan 30:1–16, Bilangan 30:3–5, Bilangan 30:6–8, Bilangan 30:9, Bilangan 30:10–15, Bilangan 31:1–2, Bilangan 31:3–5, Numbers 31:6, Numbers 31:7, Numbers 31:8, Bilangan 31:9–13, Numbers 31:10, Numbers 31:13, Bilangan 31:14–16, Bilangan 31:17–18, Bilangan 31:19–24, Bilangan 31:25–31, Bilangan 31:32–35, Bilangan 31:36–47, Bilangan 31:48–49, Bilangan 31:50–54, Bilangan 32:1, Bilangan 32:1–5, Bilangan 32:3, Bilangan 32:6–15, Bilangan 32:12, Bilangan 32:16–19, Bilangan 32:20–24, Bilangan 32:25–27, Bilangan 32:28–30, Bilangan 32:31–32, Bilangan 32:33–42, Bilangan 32:34–36, Bilangan 32:37–38, Bilangan 32:39–42, Bilangan 33:1–2, Bilangan 33:1–56, Bilangan 33:3, Bilangan 33:4, Bilangan 33:5–15, Bilangan 33:6, Bilangan 33:9, Bilangan 33:14, Bilangan 33:15, Bilangan 33:16–17, Bilangan 33:16–36, Bilangan 33:18–30, Bilangan 33:30–31, Bilangan 33:35, Bilangan 33:36, Bilangan 33:37–49, Bilangan 33:38–39, Bilangan 33:42–49, Bilangan 33:47, Bilangan 33:50–56, Numbers 33:54, Numbers 33:55–56, Bilangan 34:1–29, Bilangan 34:3–5, Bilangan 34:4, Bilangan 34:5, Bilangan 34:6–9, Bilangan 34:11, Bilangan 34:12, Bilangan 34:13–15, Bilangan 34:16–29, Bilangan 34:19–28, Bilangan 35:1–34, Bilangan 35:4–5, Bilangan 35:6–34, Numbers 35:12, Bilangan 35:15, Bilangan 35:15–24, Bilangan 35:19, Bilangan 35:22–23, Bilangan 35:24–25, Bilangan 35:26–29, Numbers 35:30, Bilangan 35:31–32, Bilangan 35:33, Bilangan 35:34, Bilangan 36:1–4, Bilangan 36:1–13, Bilangan 36:5, Bilangan 36:6–9, Bilangan 36:10–12, Bilangan 36:13</w:t>
+      </w:r>
+      <w:r/>
+    </w:p>
+    <w:p>
+      <w:r/>
+      <w:r>
+        <w:t xml:space="preserve"> </w:t>
+      </w:r>
+      <w:r/>
+      <w:r/>
+    </w:p>
+    <w:p>
+      <w:pPr>
+        <w:sectPr>
           <w:footnotePr>
             <w:numRestart w:val="eachSect"/>
           </w:footnotePr>

--- a/ind/docx/04.content.docx
+++ b/ind/docx/04.content.docx
@@ -163,13 +163,6 @@
         <w:rPr>
           <w:lang w:val="id_ID" w:bidi="id_ID"/>
         </w:rPr>
-      </w:r>
-      <w:r>
-        <w:rPr>
-          <w:i/>
-          <w:lang w:val="id_ID" w:bidi="id_ID"/>
-        </w:rPr>
-        <w:t>Bilangan 1:1, Bilangan 1:1–16, Bilangan 1:1–10.10, Bilangan 1:2–16, Bilangan 1:16, Numbers 1:17–46, Bilangan 1:20–43, Bilangan 1:47–54, Bilangan 1:50, Numbers 1:50–53, Bilangan 2:1–34, Bilangan 2:2, Bilangan 2:3–9, Bilangan 2:10–16, Numbers 2:18–24, Bilangan 2:25–31, Bilangan 2:34, Bilangan 3:1–4, Bilangan 3:1–4.49, Bilangan 3:4, Bilangan 3:5–13, Bilangan 3:10, Bilangan 3:11–13, Bilangan 3:14–39, Bilangan 3:27–32, Bilangan 3:28, Bilangan 3:32, Bilangan 3:38, Bilangan 3:39, Bilangan 3:40–51, Bilangan 4:1, Numbers 4:1–49, Bilangan 4:3, Bilangan 4:4–20, Bilangan 4:15, Bilangan 4:21–28, Bilangan 4:29–33, Bilangan 4:34–49, Bilangan 5:1–4, Bilangan 5:1–31, Bilangan 5:1–10.10, Bilangan 5:2, Bilangan 5:5–10, Bilangan 5:6, Bilangan 5:7, Bilangan 5:8, Bilangan 5:9–10, Numbers 5:11–31, Bilangan 5:14–15, Bilangan 5:17, Bilangan 5:21, Numbers 5:23–24, Bilangan 5:29–31, Bilangan 6:1–21, Bilangan 6:2, Bilangan 6:3–4, Bilangan 6:5, Bilangan 6:6–8, Bilangan 6:9–21, Bilangan 6:22–27, Numbers 6:24, Bilangan 6:24–26, Bilangan 6:25, Bilangan 6:26, Bilangan 6:27, Bilangan 7:1, Bilangan 7:1–89, Bilangan 7:2–9, Bilangan 7:9, Bilangan 7:10–11, Bilangan 7:12–83, Bilangan 7:84–88, Bilangan 7:89, Bilangan 8:1–4, Bilangan 8:5–22, Bilangan 8:7, Bilangan 8:10–11, Bilangan 8:11, Bilangan 8:12–22, Bilangan 8:19, Bilangan 8:23–26, Bilangan 9:1–14, Bilangan 9:2–3, Bilangan 9:4–7, Bilangan 9:8, Bilangan 9:9–14, Bilangan 9:12, Bilangan 9:13, Bilangan 9:14, Bilangan 9:15–23, Bilangan 9:19–23, Bilangan 10:1–10, Bilangan 10:2–4, Bilangan 10:5–8, Bilangan 10:8, Bilangan 10:9–10, Bilangan 10:11–36, Bilangan 10:12, Bilangan 10:13–28, Bilangan 10:29–32, Bilangan 10:33, Bilangan 10:35, Bilangan 10:36, Bilangan 11:1, Bilangan 11:1–35, Bilangan 11:2–3, Bilangan 11:4–6, Bilangan 11:4–15, Bilangan 11:6, Bilangan 11:7–9, Bilangan 11:10–15, Bilangan 11:16–30, Bilangan 11:25, Bilangan 11:28–29, Bilangan 11:31–35, Bilangan 11:34–35, Bilangan 12:1, Bilangan 12:1–2, Bilangan 12:1–16, Bilangan 12:2, Numbers 12:3, Bilangan 12:4–8, Bilangan 12:6–8, Bilangan 12:9–16, Bilangan 12:14, Bilangan 12:16, Bilangan 13:1–16, Bilangan 13:1–14.45, Bilangan 13:17–20, Bilangan 13:20, Bilangan 13:21, Bilangan 13:21–24, Bilangan 13:22, Bilangan 13:25–29, Bilangan 13:26, Bilangan 13:27, Bilangan 13:29, Angka 13:30, Numbers 13:33, Bilangan 14:1–45, Bilangan 14:3–4, Bilangan 14:5, Bilangan 14:6, Bilangan 14:7–9, Bilangan 14:10, Bilangan 14:11, Bilangan 14:12, Bilangan 14:13–25, Bilangan 14:17–18, Bilangan 14:19, Bilangan 14:20–25, Bilangan 14:22, Bilangan 14:23–25, Numbers 14:28, Bilangan 14:34, Bilangan 14:39–45, Bilangan 14:43, Numbers 14:44, Numbers 14:45, Bilangan 15:1–3, Bilangan 15:1–41, Bilangan 15:3, Bilangan 15:12–16, Bilangan 15:17–21, Bilangan 15:22–29, Bilangan 15:30–31, Bilangan 15:32–36, Bilangan 15:34, Bilangan 15:37–41, Bilangan 16:1–17.13, Bilangan 16:3, Bilangan 16:4–7, Bilangan 16:6, Bilangan 16:10, Bilangan 16:13, Bilangan 16:14, Bilangan 16:15, Bilangan 16:16–17, Bilangan 16:18–22, Bilangan 16:19, Bilangan 16:21–26, Bilangan 16:26, Bilangan 16:28–30, Bilangan 16:31–33, Bilangan 16:34–35, Bilangan 16:37, Bilangan 16:38–40, Bilangan 16:41, Bilangan 16:42–48, Bilangan 16:46–50, Bilangan 17:1–5, Bilangan 17:1–13, Bilangan 17:4, Bilangan 17:8, Bilangan 17:9–11, Bilangan 17:12–13, Numbers 18:1–4, Bilangan 18:1–32, Bilangan 18:3–4, Bilangan 18:5, Bilangan 18:5–7, Bilangan 18:6–7, Bilangan 18:7, Bilangan 18:8–14, Bilangan 18:9–11, Bilangan 18:14, Bilangan 18:15–16, Bilangan 18:19, Bilangan 18:20–21, Bilangan 18:23–24, Bilangan 18:25–32, Bilangan 18:31, Bilangan 18:32, Bilangan 19:1–10, Bilangan 19:1–22, Bilangan 19:3–5, Bilangan 19:6, Bilangan 19:7–10, Bilangan 19:9, Bilangan 19:11–19, Numbers 19:13, Bilangan 19:14–16, Bilangan 19:17–22, Bilangan 20:1, Bilangan 20:2, Bilangan 20:2–13, Bilangan 20:3, Bilangan 20:6, Bilangan 20:7–9, Bilangan 20:8–9, Bilangan 20:10–12, Bilangan 20:13, Bilangan 20:14–21, Bilangan 20:14–21.35, Bilangan 20:17, Bilangan 20:18–21, Bilangan 20:22–23, Bilangan 20:24–26, Bilangan 20:27–29, Bilangan 21:1, Bilangan 21:1–22.1, Bilangan 21:2–3, Bilangan 21:4–9, Bilangan 21:6, Bilangan 21:7–9, Bilangan 21:10, Bilangan 21:11–12, Numbers 21:13, Bilangan 21:14–15, Bilangan 21:16–18, Bilangan 21:18–20, Bilangan 21:21–22, Bilangan 21:21–24, Bilangan 21:21–35, Bilangan 21:25, Bilangan 21:26, Bilangan 21:27–30, Bilangan 21:28, Bilangan 21:29, Numbers 21:30, Bilangan 21:33–35, Numbers 21:35, Bilangan 22:1, Bilangan 22:2–3, Bilangan 22:2–24.25, Bilangan 22:4, Bilangan 22:5–6, Bilangan 22:7, Numbers 22:8, Bilangan 22:9–18, Numbers 22:18, Bilangan 22:19–20, Bilangan 22:21–41, Numbers 22:22, Bilangan 22:28–31, Numbers 22:34, Numbers 22:35, Numbers 22:36, Numbers 22:37, Numbers 22:38, Bilangan 22:39–41, Numbers 22:41, Bilangan 23:1, Bilangan 23:1–30, Bilangan 23:7–8, Bilangan 23:7–10, Bilangan 23:13–26, Bilangan 23:18–24, Bilangan 23:19, Bilangan 23:20–21, Bilangan 23:23–24, Bilangan 23:27–24.14, Bilangan 24:1–2, Bilangan 24:3–9, Bilangan 24:5–6, Bilangan 24:6–7, Bilangan 24:7–9, Numbers 24:10, Bilangan 24:14, Bilangan 24:15–25, Bilangan 24:17, Bilangan 24:21–22, Numbers 24:23, Bilangan 24:23–24, Numbers 24:24, Bilangan 24:25, Bilangan 25:1, Bilangan 25:1–18, Bilangan 25:2, Bilangan 25:3, Bilangan 25:4, Bilangan 25:6, Bilangan 25:7–9, Bilangan 25:10–13, Bilangan 25:13, Bilangan 25:16–18, Bilangan 26:1–4, Bilangan 26:1–65, Bilangan 26:8–11, Numbers 26:33, Numbers 26:51, Bilangan 26:52–56, Bilangan 26:57–61, Numbers 26:62, Bilangan 26:63–65, Bilangan 27:1–11, Bilangan 27:2, Bilangan 27:3–4, Bilangan 27:5–11, Bilangan 27:12, Bilangan 27:12–23, Bilangan 27:15–17, Bilangan 27:18–19, Bilangan 27:20–21, Bilangan 28:1–2, Bilangan 28:1–29.40, Bilangan 28:2, Bilangan 28:3–8, Bilangan 28:9–10, Bilangan 28:11–15, Bilangan 28:16–25, Bilangan 28:26–31, Bilangan 29:1–6, Bilangan 29:7, Bilangan 29:7–11, Bilangan 29:12–38, Bilangan 29:39, Bilangan 30:1–2, Bilangan 30:1–16, Bilangan 30:3–5, Bilangan 30:6–8, Bilangan 30:9, Bilangan 30:10–15, Bilangan 31:1–2, Bilangan 31:3–5, Numbers 31:6, Numbers 31:7, Numbers 31:8, Bilangan 31:9–13, Numbers 31:10, Numbers 31:13, Bilangan 31:14–16, Bilangan 31:17–18, Bilangan 31:19–24, Bilangan 31:25–31, Bilangan 31:32–35, Bilangan 31:36–47, Bilangan 31:48–49, Bilangan 31:50–54, Bilangan 32:1, Bilangan 32:1–5, Bilangan 32:3, Bilangan 32:6–15, Bilangan 32:12, Bilangan 32:16–19, Bilangan 32:20–24, Bilangan 32:25–27, Bilangan 32:28–30, Bilangan 32:31–32, Bilangan 32:33–42, Bilangan 32:34–36, Bilangan 32:37–38, Bilangan 32:39–42, Bilangan 33:1–2, Bilangan 33:1–56, Bilangan 33:3, Bilangan 33:4, Bilangan 33:5–15, Bilangan 33:6, Bilangan 33:9, Bilangan 33:14, Bilangan 33:15, Bilangan 33:16–17, Bilangan 33:16–36, Bilangan 33:18–30, Bilangan 33:30–31, Bilangan 33:35, Bilangan 33:36, Bilangan 33:37–49, Bilangan 33:38–39, Bilangan 33:42–49, Bilangan 33:47, Bilangan 33:50–56, Numbers 33:54, Numbers 33:55–56, Bilangan 34:1–29, Bilangan 34:3–5, Bilangan 34:4, Bilangan 34:5, Bilangan 34:6–9, Bilangan 34:11, Bilangan 34:12, Bilangan 34:13–15, Bilangan 34:16–29, Bilangan 34:19–28, Bilangan 35:1–34, Bilangan 35:4–5, Bilangan 35:6–34, Numbers 35:12, Bilangan 35:15, Bilangan 35:15–24, Bilangan 35:19, Bilangan 35:22–23, Bilangan 35:24–25, Bilangan 35:26–29, Numbers 35:30, Bilangan 35:31–32, Bilangan 35:33, Bilangan 35:34, Bilangan 36:1–4, Bilangan 36:1–13, Bilangan 36:5, Bilangan 36:6–9, Bilangan 36:10–12, Bilangan 36:13</w:t>
       </w:r>
       <w:r>
         <w:rPr>

--- a/ind/docx/04.content.docx
+++ b/ind/docx/04.content.docx
@@ -150,19 +150,6 @@
           <w:lang w:val="id_ID" w:bidi="id_ID"/>
         </w:rPr>
         <w:t>NUM</w:t>
-      </w:r>
-      <w:r>
-        <w:rPr>
-          <w:lang w:val="id_ID" w:bidi="id_ID"/>
-        </w:rPr>
-      </w:r>
-    </w:p>
-    <w:p>
-      <w:pPr/>
-      <w:r>
-        <w:rPr>
-          <w:lang w:val="id_ID" w:bidi="id_ID"/>
-        </w:rPr>
       </w:r>
       <w:r>
         <w:rPr>

--- a/ind/docx/04.content.docx
+++ b/ind/docx/04.content.docx
@@ -19,7 +19,7 @@
         <w:rPr>
           <w:lang w:val="id_ID" w:bidi="id_ID"/>
         </w:rPr>
-        <w:t>Resource: Tyndale Open Study Notes</w:t>
+        <w:t>Resource: Aquifer Open Study Notes</w:t>
       </w:r>
       <w:r>
         <w:rPr>
@@ -112,7 +112,7 @@
         <w:rPr>
           <w:lang w:val="id_ID" w:bidi="id_ID"/>
         </w:rPr>
-        <w:t>Tyndale Open Study Notes</w:t>
+        <w:t>Aquifer Open Study Notes</w:t>
       </w:r>
     </w:p>
     <w:p>
